--- a/курсоваяБГУИР.docx
+++ b/курсоваяБГУИР.docx
@@ -589,6 +589,12 @@
     <w:sdt>
       <w:sdtPr>
         <w:rPr>
+          <w:rFonts w:ascii="Times New Roman" w:eastAsia="Times New Roman" w:hAnsi="Times New Roman" w:cs="Times New Roman"/>
+          <w:b w:val="0"/>
+          <w:bCs w:val="0"/>
+          <w:color w:val="auto"/>
+          <w:sz w:val="24"/>
+          <w:szCs w:val="24"/>
           <w:lang w:val="ru-RU"/>
         </w:rPr>
         <w:id w:val="1675918755"/>
@@ -599,11 +605,7 @@
       </w:sdtPr>
       <w:sdtEndPr>
         <w:rPr>
-          <w:rFonts w:ascii="Times New Roman" w:eastAsia="Times New Roman" w:hAnsi="Times New Roman" w:cs="Times New Roman"/>
           <w:noProof/>
-          <w:color w:val="auto"/>
-          <w:sz w:val="24"/>
-          <w:szCs w:val="24"/>
           <w:lang w:val="ru-BY"/>
         </w:rPr>
       </w:sdtEndPr>
@@ -658,7 +660,7 @@
             </w:rPr>
             <w:fldChar w:fldCharType="separate"/>
           </w:r>
-          <w:hyperlink w:anchor="_Toc216828661" w:history="1">
+          <w:hyperlink w:anchor="_Toc216865729" w:history="1">
             <w:r>
               <w:rPr>
                 <w:rStyle w:val="ae"/>
@@ -686,7 +688,7 @@
                 <w:noProof/>
                 <w:webHidden/>
               </w:rPr>
-              <w:instrText xml:space="preserve"> PAGEREF _Toc216828661 \h </w:instrText>
+              <w:instrText xml:space="preserve"> PAGEREF _Toc216865729 \h </w:instrText>
             </w:r>
             <w:r>
               <w:rPr>
@@ -734,7 +736,7 @@
               <w14:ligatures w14:val="standardContextual"/>
             </w:rPr>
           </w:pPr>
-          <w:hyperlink w:anchor="_Toc216828662" w:history="1">
+          <w:hyperlink w:anchor="_Toc216865730" w:history="1">
             <w:r>
               <w:rPr>
                 <w:rStyle w:val="ae"/>
@@ -779,7 +781,7 @@
                 <w:noProof/>
                 <w:webHidden/>
               </w:rPr>
-              <w:instrText xml:space="preserve"> PAGEREF _Toc216828662 \h </w:instrText>
+              <w:instrText xml:space="preserve"> PAGEREF _Toc216865730 \h </w:instrText>
             </w:r>
             <w:r>
               <w:rPr>
@@ -827,7 +829,7 @@
               <w14:ligatures w14:val="standardContextual"/>
             </w:rPr>
           </w:pPr>
-          <w:hyperlink w:anchor="_Toc216828663" w:history="1">
+          <w:hyperlink w:anchor="_Toc216865731" w:history="1">
             <w:r>
               <w:rPr>
                 <w:rStyle w:val="ae"/>
@@ -855,7 +857,7 @@
                 <w:noProof/>
                 <w:webHidden/>
               </w:rPr>
-              <w:instrText xml:space="preserve"> PAGEREF _Toc216828663 \h </w:instrText>
+              <w:instrText xml:space="preserve"> PAGEREF _Toc216865731 \h </w:instrText>
             </w:r>
             <w:r>
               <w:rPr>
@@ -903,7 +905,7 @@
               <w14:ligatures w14:val="standardContextual"/>
             </w:rPr>
           </w:pPr>
-          <w:hyperlink w:anchor="_Toc216828664" w:history="1">
+          <w:hyperlink w:anchor="_Toc216865732" w:history="1">
             <w:r>
               <w:rPr>
                 <w:rStyle w:val="ae"/>
@@ -931,7 +933,7 @@
                 <w:noProof/>
                 <w:webHidden/>
               </w:rPr>
-              <w:instrText xml:space="preserve"> PAGEREF _Toc216828664 \h </w:instrText>
+              <w:instrText xml:space="preserve"> PAGEREF _Toc216865732 \h </w:instrText>
             </w:r>
             <w:r>
               <w:rPr>
@@ -979,7 +981,7 @@
               <w14:ligatures w14:val="standardContextual"/>
             </w:rPr>
           </w:pPr>
-          <w:hyperlink w:anchor="_Toc216828665" w:history="1">
+          <w:hyperlink w:anchor="_Toc216865733" w:history="1">
             <w:r>
               <w:rPr>
                 <w:rStyle w:val="ae"/>
@@ -1007,7 +1009,7 @@
                 <w:noProof/>
                 <w:webHidden/>
               </w:rPr>
-              <w:instrText xml:space="preserve"> PAGEREF _Toc216828665 \h </w:instrText>
+              <w:instrText xml:space="preserve"> PAGEREF _Toc216865733 \h </w:instrText>
             </w:r>
             <w:r>
               <w:rPr>
@@ -1055,7 +1057,7 @@
               <w14:ligatures w14:val="standardContextual"/>
             </w:rPr>
           </w:pPr>
-          <w:hyperlink w:anchor="_Toc216828666" w:history="1">
+          <w:hyperlink w:anchor="_Toc216865734" w:history="1">
             <w:r>
               <w:rPr>
                 <w:rStyle w:val="ae"/>
@@ -1083,7 +1085,7 @@
                 <w:noProof/>
                 <w:webHidden/>
               </w:rPr>
-              <w:instrText xml:space="preserve"> PAGEREF _Toc216828666 \h </w:instrText>
+              <w:instrText xml:space="preserve"> PAGEREF _Toc216865734 \h </w:instrText>
             </w:r>
             <w:r>
               <w:rPr>
@@ -1131,14 +1133,31 @@
               <w14:ligatures w14:val="standardContextual"/>
             </w:rPr>
           </w:pPr>
-          <w:hyperlink w:anchor="_Toc216828667" w:history="1">
+          <w:hyperlink w:anchor="_Toc216865735" w:history="1">
             <w:r>
               <w:rPr>
                 <w:rStyle w:val="ae"/>
                 <w:rFonts w:ascii="Times New Roman" w:hAnsi="Times New Roman"/>
                 <w:noProof/>
               </w:rPr>
-              <w:t>2.2 Проектирование и разработка графического интерфейса</w:t>
+              <w:t xml:space="preserve">2.2 </w:t>
+            </w:r>
+            <w:r>
+              <w:rPr>
+                <w:rStyle w:val="ae"/>
+                <w:rFonts w:ascii="Times New Roman" w:hAnsi="Times New Roman"/>
+                <w:noProof/>
+                <w:lang w:val="ru-RU"/>
+              </w:rPr>
+              <w:t>П</w:t>
+            </w:r>
+            <w:r>
+              <w:rPr>
+                <w:rStyle w:val="ae"/>
+                <w:rFonts w:ascii="Times New Roman" w:hAnsi="Times New Roman"/>
+                <w:noProof/>
+              </w:rPr>
+              <w:t>роектирование и разработка графического интерфейса</w:t>
             </w:r>
             <w:r>
               <w:rPr>
@@ -1159,7 +1178,7 @@
                 <w:noProof/>
                 <w:webHidden/>
               </w:rPr>
-              <w:instrText xml:space="preserve"> PAGEREF _Toc216828667 \h </w:instrText>
+              <w:instrText xml:space="preserve"> PAGEREF _Toc216865735 \h </w:instrText>
             </w:r>
             <w:r>
               <w:rPr>
@@ -1179,7 +1198,7 @@
                 <w:noProof/>
                 <w:webHidden/>
               </w:rPr>
-              <w:t>19</w:t>
+              <w:t>18</w:t>
             </w:r>
             <w:r>
               <w:rPr>
@@ -1207,7 +1226,7 @@
               <w14:ligatures w14:val="standardContextual"/>
             </w:rPr>
           </w:pPr>
-          <w:hyperlink w:anchor="_Toc216828668" w:history="1">
+          <w:hyperlink w:anchor="_Toc216865736" w:history="1">
             <w:r>
               <w:rPr>
                 <w:rStyle w:val="ae"/>
@@ -1252,7 +1271,7 @@
                 <w:noProof/>
                 <w:webHidden/>
               </w:rPr>
-              <w:instrText xml:space="preserve"> PAGEREF _Toc216828668 \h </w:instrText>
+              <w:instrText xml:space="preserve"> PAGEREF _Toc216865736 \h </w:instrText>
             </w:r>
             <w:r>
               <w:rPr>
@@ -1272,7 +1291,7 @@
                 <w:noProof/>
                 <w:webHidden/>
               </w:rPr>
-              <w:t>19</w:t>
+              <w:t>18</w:t>
             </w:r>
             <w:r>
               <w:rPr>
@@ -1300,7 +1319,7 @@
               <w14:ligatures w14:val="standardContextual"/>
             </w:rPr>
           </w:pPr>
-          <w:hyperlink w:anchor="_Toc216828669" w:history="1">
+          <w:hyperlink w:anchor="_Toc216865737" w:history="1">
             <w:r>
               <w:rPr>
                 <w:rStyle w:val="ae"/>
@@ -1337,7 +1356,7 @@
                 <w:noProof/>
                 <w:webHidden/>
               </w:rPr>
-              <w:instrText xml:space="preserve"> PAGEREF _Toc216828669 \h </w:instrText>
+              <w:instrText xml:space="preserve"> PAGEREF _Toc216865737 \h </w:instrText>
             </w:r>
             <w:r>
               <w:rPr>
@@ -1357,7 +1376,7 @@
                 <w:noProof/>
                 <w:webHidden/>
               </w:rPr>
-              <w:t>22</w:t>
+              <w:t>20</w:t>
             </w:r>
             <w:r>
               <w:rPr>
@@ -1385,7 +1404,7 @@
               <w14:ligatures w14:val="standardContextual"/>
             </w:rPr>
           </w:pPr>
-          <w:hyperlink w:anchor="_Toc216828670" w:history="1">
+          <w:hyperlink w:anchor="_Toc216865738" w:history="1">
             <w:r>
               <w:rPr>
                 <w:rStyle w:val="ae"/>
@@ -1413,7 +1432,7 @@
                 <w:noProof/>
                 <w:webHidden/>
               </w:rPr>
-              <w:instrText xml:space="preserve"> PAGEREF _Toc216828670 \h </w:instrText>
+              <w:instrText xml:space="preserve"> PAGEREF _Toc216865738 \h </w:instrText>
             </w:r>
             <w:r>
               <w:rPr>
@@ -1433,7 +1452,7 @@
                 <w:noProof/>
                 <w:webHidden/>
               </w:rPr>
-              <w:t>22</w:t>
+              <w:t>20</w:t>
             </w:r>
             <w:r>
               <w:rPr>
@@ -1461,7 +1480,7 @@
               <w14:ligatures w14:val="standardContextual"/>
             </w:rPr>
           </w:pPr>
-          <w:hyperlink w:anchor="_Toc216828671" w:history="1">
+          <w:hyperlink w:anchor="_Toc216865739" w:history="1">
             <w:r>
               <w:rPr>
                 <w:rStyle w:val="ae"/>
@@ -1489,7 +1508,7 @@
                 <w:noProof/>
                 <w:webHidden/>
               </w:rPr>
-              <w:instrText xml:space="preserve"> PAGEREF _Toc216828671 \h </w:instrText>
+              <w:instrText xml:space="preserve"> PAGEREF _Toc216865739 \h </w:instrText>
             </w:r>
             <w:r>
               <w:rPr>
@@ -1509,7 +1528,7 @@
                 <w:noProof/>
                 <w:webHidden/>
               </w:rPr>
-              <w:t>23</w:t>
+              <w:t>21</w:t>
             </w:r>
             <w:r>
               <w:rPr>
@@ -1537,46 +1556,90 @@
               <w14:ligatures w14:val="standardContextual"/>
             </w:rPr>
           </w:pPr>
-          <w:hyperlink w:anchor="_Toc216828672" w:history="1">
+          <w:hyperlink w:anchor="_Toc216865740" w:history="1">
             <w:r>
               <w:rPr>
                 <w:rStyle w:val="ae"/>
                 <w:rFonts w:ascii="Times New Roman" w:hAnsi="Times New Roman"/>
                 <w:noProof/>
               </w:rPr>
-              <w:t>З</w:t>
-            </w:r>
+              <w:t>ЗАКЛЮЧЕНИЕ</w:t>
+            </w:r>
+            <w:r>
+              <w:rPr>
+                <w:noProof/>
+                <w:webHidden/>
+              </w:rPr>
+              <w:tab/>
+            </w:r>
+            <w:r>
+              <w:rPr>
+                <w:noProof/>
+                <w:webHidden/>
+              </w:rPr>
+              <w:fldChar w:fldCharType="begin"/>
+            </w:r>
+            <w:r>
+              <w:rPr>
+                <w:noProof/>
+                <w:webHidden/>
+              </w:rPr>
+              <w:instrText xml:space="preserve"> PAGEREF _Toc216865740 \h </w:instrText>
+            </w:r>
+            <w:r>
+              <w:rPr>
+                <w:noProof/>
+                <w:webHidden/>
+              </w:rPr>
+            </w:r>
+            <w:r>
+              <w:rPr>
+                <w:noProof/>
+                <w:webHidden/>
+              </w:rPr>
+              <w:fldChar w:fldCharType="separate"/>
+            </w:r>
+            <w:r>
+              <w:rPr>
+                <w:noProof/>
+                <w:webHidden/>
+              </w:rPr>
+              <w:t>29</w:t>
+            </w:r>
+            <w:r>
+              <w:rPr>
+                <w:noProof/>
+                <w:webHidden/>
+              </w:rPr>
+              <w:fldChar w:fldCharType="end"/>
+            </w:r>
+          </w:hyperlink>
+        </w:p>
+        <w:p>
+          <w:pPr>
+            <w:pStyle w:val="13"/>
+            <w:tabs>
+              <w:tab w:val="right" w:leader="dot" w:pos="9016"/>
+            </w:tabs>
+            <w:rPr>
+              <w:rFonts w:eastAsiaTheme="minorEastAsia" w:cstheme="minorBidi"/>
+              <w:b w:val="0"/>
+              <w:bCs w:val="0"/>
+              <w:i w:val="0"/>
+              <w:iCs w:val="0"/>
+              <w:noProof/>
+              <w:kern w:val="2"/>
+              <w14:ligatures w14:val="standardContextual"/>
+            </w:rPr>
+          </w:pPr>
+          <w:hyperlink w:anchor="_Toc216865741" w:history="1">
             <w:r>
               <w:rPr>
                 <w:rStyle w:val="ae"/>
                 <w:rFonts w:ascii="Times New Roman" w:hAnsi="Times New Roman"/>
                 <w:noProof/>
               </w:rPr>
-              <w:t>А</w:t>
-            </w:r>
-            <w:r>
-              <w:rPr>
-                <w:rStyle w:val="ae"/>
-                <w:rFonts w:ascii="Times New Roman" w:hAnsi="Times New Roman"/>
-                <w:noProof/>
-              </w:rPr>
-              <w:t>КЛЮ</w:t>
-            </w:r>
-            <w:r>
-              <w:rPr>
-                <w:rStyle w:val="ae"/>
-                <w:rFonts w:ascii="Times New Roman" w:hAnsi="Times New Roman"/>
-                <w:noProof/>
-              </w:rPr>
-              <w:t>Ч</w:t>
-            </w:r>
-            <w:r>
-              <w:rPr>
-                <w:rStyle w:val="ae"/>
-                <w:rFonts w:ascii="Times New Roman" w:hAnsi="Times New Roman"/>
-                <w:noProof/>
-              </w:rPr>
-              <w:t>ЕНИЕ</w:t>
+              <w:t>СПИСОК ИСПОЛЬЗОВАННЫХ ИСТОЧНИКОВ</w:t>
             </w:r>
             <w:r>
               <w:rPr>
@@ -1597,7 +1660,7 @@
                 <w:noProof/>
                 <w:webHidden/>
               </w:rPr>
-              <w:instrText xml:space="preserve"> PAGEREF _Toc216828672 \h </w:instrText>
+              <w:instrText xml:space="preserve"> PAGEREF _Toc216865741 \h </w:instrText>
             </w:r>
             <w:r>
               <w:rPr>
@@ -1617,7 +1680,7 @@
                 <w:noProof/>
                 <w:webHidden/>
               </w:rPr>
-              <w:t>24</w:t>
+              <w:t>30</w:t>
             </w:r>
             <w:r>
               <w:rPr>
@@ -1666,7 +1729,6 @@
           <w:szCs w:val="28"/>
         </w:rPr>
       </w:pPr>
-      <w:bookmarkStart w:id="1" w:name="_Toc216828661"/>
       <w:r>
         <w:rPr>
           <w:b/>
@@ -1692,6 +1754,7 @@
           <w:lang w:val="ru-RU"/>
         </w:rPr>
       </w:pPr>
+      <w:bookmarkStart w:id="1" w:name="_Toc216865729"/>
       <w:r>
         <w:rPr>
           <w:rFonts w:ascii="Times New Roman" w:hAnsi="Times New Roman" w:cs="Times New Roman"/>
@@ -1986,7 +2049,7 @@
           <w:szCs w:val="28"/>
         </w:rPr>
       </w:pPr>
-      <w:bookmarkStart w:id="2" w:name="_Toc216828662"/>
+      <w:bookmarkStart w:id="2" w:name="_Toc216865730"/>
       <w:r>
         <w:rPr>
           <w:rFonts w:ascii="Times New Roman" w:hAnsi="Times New Roman" w:cs="Times New Roman"/>
@@ -2070,7 +2133,7 @@
           <w:szCs w:val="28"/>
         </w:rPr>
       </w:pPr>
-      <w:bookmarkStart w:id="3" w:name="_Toc216828663"/>
+      <w:bookmarkStart w:id="3" w:name="_Toc216865731"/>
       <w:r>
         <w:rPr>
           <w:rFonts w:ascii="Times New Roman" w:hAnsi="Times New Roman" w:cs="Times New Roman"/>
@@ -3816,27 +3879,7 @@
                   <w:sz w:val="28"/>
                   <w:szCs w:val="28"/>
                 </w:rPr>
-                <w:t>https:</w:t>
-              </w:r>
-              <w:r>
-                <w:rPr>
-                  <w:rStyle w:val="ae"/>
-                  <w:rFonts w:eastAsiaTheme="majorEastAsia"/>
-                  <w:color w:val="000000" w:themeColor="text1"/>
-                  <w:sz w:val="28"/>
-                  <w:szCs w:val="28"/>
-                </w:rPr>
-                <w:t>/</w:t>
-              </w:r>
-              <w:r>
-                <w:rPr>
-                  <w:rStyle w:val="ae"/>
-                  <w:rFonts w:eastAsiaTheme="majorEastAsia"/>
-                  <w:color w:val="000000" w:themeColor="text1"/>
-                  <w:sz w:val="28"/>
-                  <w:szCs w:val="28"/>
-                </w:rPr>
-                <w:t>/oz.by/</w:t>
+                <w:t>https://oz.by/</w:t>
               </w:r>
             </w:hyperlink>
           </w:p>
@@ -3872,6 +3915,7 @@
                 <w:sz w:val="28"/>
                 <w:szCs w:val="28"/>
               </w:rPr>
+              <w:lastRenderedPageBreak/>
               <w:t>Лабиринт</w:t>
             </w:r>
           </w:p>
@@ -5074,7 +5118,7 @@
           <w:szCs w:val="28"/>
         </w:rPr>
       </w:pPr>
-      <w:bookmarkStart w:id="4" w:name="_Toc216828664"/>
+      <w:bookmarkStart w:id="4" w:name="_Toc216865732"/>
       <w:r>
         <w:rPr>
           <w:rFonts w:ascii="Times New Roman" w:hAnsi="Times New Roman" w:cs="Times New Roman"/>
@@ -7726,7 +7770,7 @@
           <w:szCs w:val="32"/>
         </w:rPr>
       </w:pPr>
-      <w:bookmarkStart w:id="5" w:name="_Toc216828665"/>
+      <w:bookmarkStart w:id="5" w:name="_Toc216865733"/>
       <w:r>
         <w:rPr>
           <w:rFonts w:ascii="Times New Roman" w:hAnsi="Times New Roman" w:cs="Times New Roman"/>
@@ -7769,7 +7813,7 @@
           <w:lang w:val="ru-RU"/>
         </w:rPr>
       </w:pPr>
-      <w:bookmarkStart w:id="7" w:name="_Toc216828666"/>
+      <w:bookmarkStart w:id="7" w:name="_Toc216865734"/>
       <w:r>
         <w:rPr>
           <w:rFonts w:ascii="Times New Roman" w:hAnsi="Times New Roman" w:cs="Times New Roman"/>
@@ -8610,6 +8654,7 @@
       </w:r>
       <w:r>
         <w:rPr>
+          <w:noProof/>
           <w:lang w:val="ru-RU"/>
         </w:rPr>
         <w:drawing>
@@ -9234,14 +9279,14 @@
           <w:color w:val="000000" w:themeColor="text1"/>
           <w:sz w:val="28"/>
           <w:szCs w:val="32"/>
-          <w:lang w:val="en-US"/>
+          <w:lang w:val="ru-RU"/>
           <w14:ligatures w14:val="standardContextual"/>
         </w:rPr>
       </w:pPr>
       <w:bookmarkStart w:id="8" w:name="_Toc214374876"/>
       <w:r>
         <w:rPr>
-          <w:lang w:val="en-US"/>
+          <w:lang w:val="ru-RU"/>
         </w:rPr>
         <w:br w:type="page"/>
       </w:r>
@@ -9260,7 +9305,7 @@
           <w:lang w:val="ru-RU"/>
         </w:rPr>
       </w:pPr>
-      <w:bookmarkStart w:id="9" w:name="_Toc216828667"/>
+      <w:bookmarkStart w:id="9" w:name="_Toc216865735"/>
       <w:r>
         <w:rPr>
           <w:rFonts w:ascii="Times New Roman" w:hAnsi="Times New Roman" w:cs="Times New Roman"/>
@@ -9271,24 +9316,9 @@
           <w:szCs w:val="28"/>
         </w:rPr>
         <w:lastRenderedPageBreak/>
-        <w:t>2.2 ПРОЕКТИРОВАНИЕ И РАЗРАБОТКА ГРАФИЧЕСКОГО ИНТЕРФЕЙСА</w:t>
-      </w:r>
-      <w:bookmarkStart w:id="10" w:name="_Toc214374877"/>
-      <w:bookmarkEnd w:id="8"/>
-      <w:bookmarkEnd w:id="9"/>
-    </w:p>
-    <w:p>
-      <w:pPr>
-        <w:rPr>
-          <w:lang w:val="ru-RU"/>
-        </w:rPr>
-      </w:pPr>
-    </w:p>
-    <w:p>
-      <w:pPr>
-        <w:pStyle w:val="2"/>
-        <w:ind w:firstLine="708"/>
-        <w:contextualSpacing/>
+        <w:t xml:space="preserve">2.2 </w:t>
+      </w:r>
+      <w:r>
         <w:rPr>
           <w:rFonts w:ascii="Times New Roman" w:hAnsi="Times New Roman" w:cs="Times New Roman"/>
           <w:b/>
@@ -9296,9 +9326,10 @@
           <w:color w:val="000000" w:themeColor="text1"/>
           <w:sz w:val="28"/>
           <w:szCs w:val="28"/>
-        </w:rPr>
-      </w:pPr>
-      <w:bookmarkStart w:id="11" w:name="_Toc216828668"/>
+          <w:lang w:val="ru-RU"/>
+        </w:rPr>
+        <w:t>П</w:t>
+      </w:r>
       <w:r>
         <w:rPr>
           <w:rFonts w:ascii="Times New Roman" w:hAnsi="Times New Roman" w:cs="Times New Roman"/>
@@ -9308,9 +9339,24 @@
           <w:sz w:val="28"/>
           <w:szCs w:val="28"/>
         </w:rPr>
-        <w:t>2.3 Описание и реализация разработанных алгоритмов</w:t>
-      </w:r>
-      <w:r>
+        <w:t>роектирование и разработка графического интерфейса</w:t>
+      </w:r>
+      <w:bookmarkStart w:id="10" w:name="_Toc214374877"/>
+      <w:bookmarkEnd w:id="8"/>
+      <w:bookmarkEnd w:id="9"/>
+    </w:p>
+    <w:p>
+      <w:pPr>
+        <w:rPr>
+          <w:lang w:val="ru-RU"/>
+        </w:rPr>
+      </w:pPr>
+    </w:p>
+    <w:p>
+      <w:pPr>
+        <w:pStyle w:val="2"/>
+        <w:ind w:firstLine="708"/>
+        <w:contextualSpacing/>
         <w:rPr>
           <w:rFonts w:ascii="Times New Roman" w:hAnsi="Times New Roman" w:cs="Times New Roman"/>
           <w:b/>
@@ -9318,10 +9364,9 @@
           <w:color w:val="000000" w:themeColor="text1"/>
           <w:sz w:val="28"/>
           <w:szCs w:val="28"/>
-          <w:lang w:val="ru-RU"/>
-        </w:rPr>
-        <w:t xml:space="preserve"> </w:t>
-      </w:r>
+        </w:rPr>
+      </w:pPr>
+      <w:bookmarkStart w:id="11" w:name="_Toc216865736"/>
       <w:r>
         <w:rPr>
           <w:rFonts w:ascii="Times New Roman" w:hAnsi="Times New Roman" w:cs="Times New Roman"/>
@@ -9331,6 +9376,29 @@
           <w:sz w:val="28"/>
           <w:szCs w:val="28"/>
         </w:rPr>
+        <w:t>2.3 Описание и реализация разработанных алгоритмов</w:t>
+      </w:r>
+      <w:r>
+        <w:rPr>
+          <w:rFonts w:ascii="Times New Roman" w:hAnsi="Times New Roman" w:cs="Times New Roman"/>
+          <w:b/>
+          <w:bCs/>
+          <w:color w:val="000000" w:themeColor="text1"/>
+          <w:sz w:val="28"/>
+          <w:szCs w:val="28"/>
+          <w:lang w:val="ru-RU"/>
+        </w:rPr>
+        <w:t xml:space="preserve"> </w:t>
+      </w:r>
+      <w:r>
+        <w:rPr>
+          <w:rFonts w:ascii="Times New Roman" w:hAnsi="Times New Roman" w:cs="Times New Roman"/>
+          <w:b/>
+          <w:bCs/>
+          <w:color w:val="000000" w:themeColor="text1"/>
+          <w:sz w:val="28"/>
+          <w:szCs w:val="28"/>
+        </w:rPr>
         <w:t>бизнес-логики</w:t>
       </w:r>
       <w:bookmarkEnd w:id="10"/>
@@ -9362,7 +9430,7 @@
         <w:rPr>
           <w:sz w:val="28"/>
           <w:szCs w:val="28"/>
-          <w:lang w:val="en-US"/>
+          <w:lang w:val="ru-RU"/>
         </w:rPr>
       </w:pPr>
       <w:r>
@@ -9480,11 +9548,11 @@
           <w:color w:val="000000" w:themeColor="text1"/>
           <w:sz w:val="28"/>
           <w:szCs w:val="28"/>
-          <w:lang w:val="en-US"/>
+          <w:lang w:val="ru-RU"/>
         </w:rPr>
       </w:pPr>
       <w:bookmarkStart w:id="12" w:name="_Toc214374878"/>
-      <w:bookmarkStart w:id="13" w:name="_Toc216828669"/>
+      <w:bookmarkStart w:id="13" w:name="_Toc216865737"/>
       <w:r>
         <w:rPr>
           <w:rFonts w:ascii="Times New Roman" w:eastAsia="Times New Roman" w:hAnsi="Times New Roman" w:cs="Times New Roman"/>
@@ -9531,7 +9599,7 @@
           <w:szCs w:val="28"/>
         </w:rPr>
       </w:pPr>
-      <w:bookmarkStart w:id="14" w:name="_Toc216828670"/>
+      <w:bookmarkStart w:id="14" w:name="_Toc216865738"/>
       <w:r>
         <w:rPr>
           <w:rFonts w:ascii="Times New Roman" w:hAnsi="Times New Roman" w:cs="Times New Roman"/>
@@ -9849,7 +9917,7 @@
           <w:szCs w:val="28"/>
         </w:rPr>
       </w:pPr>
-      <w:bookmarkStart w:id="15" w:name="_Toc216828671"/>
+      <w:bookmarkStart w:id="15" w:name="_Toc216865739"/>
       <w:r>
         <w:rPr>
           <w:rFonts w:ascii="Times New Roman" w:hAnsi="Times New Roman" w:cs="Times New Roman"/>
@@ -10050,21 +10118,7 @@
           <w:sz w:val="28"/>
           <w:szCs w:val="28"/>
         </w:rPr>
-        <w:t xml:space="preserve"> ‒</w:t>
-      </w:r>
-      <w:r>
-        <w:rPr>
-          <w:sz w:val="28"/>
-          <w:szCs w:val="28"/>
-        </w:rPr>
-        <w:t xml:space="preserve"> </w:t>
-      </w:r>
-      <w:r>
-        <w:rPr>
-          <w:sz w:val="28"/>
-          <w:szCs w:val="28"/>
-        </w:rPr>
-        <w:t>Главная страница интернет-магазина</w:t>
+        <w:t xml:space="preserve"> ‒ Главная страница интернет-магазина</w:t>
       </w:r>
     </w:p>
     <w:p>
@@ -10091,31 +10145,7 @@
           <w:szCs w:val="28"/>
           <w:lang w:val="ru-RU"/>
         </w:rPr>
-        <w:t xml:space="preserve"> </w:t>
-      </w:r>
-      <w:r>
-        <w:rPr>
-          <w:sz w:val="28"/>
-          <w:szCs w:val="28"/>
-          <w:lang w:val="ru-RU"/>
-        </w:rPr>
-        <w:t>Рисунок 3.</w:t>
-      </w:r>
-      <w:r>
-        <w:rPr>
-          <w:sz w:val="28"/>
-          <w:szCs w:val="28"/>
-          <w:lang w:val="ru-RU"/>
-        </w:rPr>
-        <w:t>2</w:t>
-      </w:r>
-      <w:r>
-        <w:rPr>
-          <w:sz w:val="28"/>
-          <w:szCs w:val="28"/>
-          <w:lang w:val="ru-RU"/>
-        </w:rPr>
-        <w:t>:</w:t>
+        <w:t xml:space="preserve"> Рисунок 3.2:</w:t>
       </w:r>
     </w:p>
     <w:p>
@@ -10358,15 +10388,7 @@
           <w:szCs w:val="28"/>
           <w:lang w:val="ru-RU"/>
         </w:rPr>
-        <w:t xml:space="preserve"> </w:t>
-      </w:r>
-      <w:r>
-        <w:rPr>
-          <w:sz w:val="28"/>
-          <w:szCs w:val="28"/>
-          <w:lang w:val="ru-RU"/>
-        </w:rPr>
-        <w:t>(рисунок 3.3)</w:t>
+        <w:t xml:space="preserve"> (рисунок 3.3)</w:t>
       </w:r>
       <w:r>
         <w:rPr>
@@ -10381,15 +10403,7 @@
           <w:szCs w:val="28"/>
           <w:lang w:val="ru-RU"/>
         </w:rPr>
-        <w:t xml:space="preserve"> </w:t>
-      </w:r>
-      <w:r>
-        <w:rPr>
-          <w:sz w:val="28"/>
-          <w:szCs w:val="28"/>
-          <w:lang w:val="ru-RU"/>
-        </w:rPr>
-        <w:t>(рисунок 3.4)</w:t>
+        <w:t xml:space="preserve"> (рисунок 3.4)</w:t>
       </w:r>
       <w:r>
         <w:rPr>
@@ -10694,17 +10708,7 @@
           <w:szCs w:val="28"/>
           <w:lang w:val="ru-RU" w:bidi="ar"/>
         </w:rPr>
-        <w:t xml:space="preserve">Меню </w:t>
-      </w:r>
-      <w:r>
-        <w:rPr>
-          <w:rFonts w:eastAsia="SimSun"/>
-          <w:color w:val="000000"/>
-          <w:sz w:val="28"/>
-          <w:szCs w:val="28"/>
-          <w:lang w:val="ru-RU" w:bidi="ar"/>
-        </w:rPr>
-        <w:t>входа</w:t>
+        <w:t>Меню входа</w:t>
       </w:r>
     </w:p>
     <w:p>
@@ -10804,7 +10808,7 @@
           <w14:ligatures w14:val="standardContextual"/>
         </w:rPr>
         <w:drawing>
-          <wp:inline distT="0" distB="0" distL="0" distR="0" wp14:anchorId="33BEE5B6" wp14:editId="1CC1D93C">
+          <wp:inline distT="0" distB="0" distL="0" distR="0" wp14:anchorId="33BEE5B6" wp14:editId="719D1046">
             <wp:extent cx="1807029" cy="3162301"/>
             <wp:effectExtent l="50800" t="0" r="47625" b="101600"/>
             <wp:docPr id="1749182983" name="Рисунок 20" descr="Изображение выглядит как текст, снимок экрана, Шрифт, Бренд&#10;&#10;Содержимое, созданное искусственным интеллектом, может быть неверным."/>
@@ -11262,15 +11266,7 @@
           <w:szCs w:val="28"/>
           <w:lang w:val="ru-RU"/>
         </w:rPr>
-        <w:t>корзины</w:t>
-      </w:r>
-      <w:r>
-        <w:rPr>
-          <w:sz w:val="28"/>
-          <w:szCs w:val="28"/>
-          <w:lang w:val="ru-RU"/>
-        </w:rPr>
-        <w:t xml:space="preserve"> </w:t>
+        <w:t xml:space="preserve">корзины </w:t>
       </w:r>
       <w:r>
         <w:rPr>
@@ -11481,15 +11477,7 @@
           <w:szCs w:val="28"/>
           <w:lang w:val="ru-RU"/>
         </w:rPr>
-        <w:t>оформления заказа</w:t>
-      </w:r>
-      <w:r>
-        <w:rPr>
-          <w:sz w:val="28"/>
-          <w:szCs w:val="28"/>
-          <w:lang w:val="ru-RU"/>
-        </w:rPr>
-        <w:t xml:space="preserve"> </w:t>
+        <w:t xml:space="preserve">оформления заказа </w:t>
       </w:r>
       <w:r>
         <w:rPr>
@@ -12145,15 +12133,7 @@
           <w:szCs w:val="28"/>
           <w:lang w:val="ru-RU"/>
         </w:rPr>
-        <w:t>админ-панели</w:t>
-      </w:r>
-      <w:r>
-        <w:rPr>
-          <w:sz w:val="28"/>
-          <w:szCs w:val="28"/>
-          <w:lang w:val="ru-RU"/>
-        </w:rPr>
-        <w:t xml:space="preserve"> </w:t>
+        <w:t xml:space="preserve">админ-панели </w:t>
       </w:r>
       <w:r>
         <w:rPr>
@@ -12294,15 +12274,7 @@
           <w:szCs w:val="28"/>
           <w:lang w:val="ru-RU"/>
         </w:rPr>
-        <w:t>1</w:t>
-      </w:r>
-      <w:r>
-        <w:rPr>
-          <w:sz w:val="28"/>
-          <w:szCs w:val="28"/>
-          <w:lang w:val="ru-RU"/>
-        </w:rPr>
-        <w:t>1</w:t>
+        <w:t>11</w:t>
       </w:r>
       <w:r>
         <w:rPr>
@@ -12428,15 +12400,7 @@
           <w:szCs w:val="28"/>
           <w:lang w:val="ru-RU"/>
         </w:rPr>
-        <w:t>1</w:t>
-      </w:r>
-      <w:r>
-        <w:rPr>
-          <w:sz w:val="28"/>
-          <w:szCs w:val="28"/>
-          <w:lang w:val="ru-RU"/>
-        </w:rPr>
-        <w:t>2</w:t>
+        <w:t>12</w:t>
       </w:r>
       <w:r>
         <w:rPr>
@@ -12504,7 +12468,7 @@
         </w:rPr>
       </w:pPr>
       <w:bookmarkStart w:id="16" w:name="_Toc214374879"/>
-      <w:bookmarkStart w:id="17" w:name="_Toc216828672"/>
+      <w:bookmarkStart w:id="17" w:name="_Toc216865740"/>
       <w:r>
         <w:rPr>
           <w:rFonts w:ascii="Times New Roman" w:hAnsi="Times New Roman" w:cs="Times New Roman"/>
@@ -12781,9 +12745,10 @@
           <w:szCs w:val="28"/>
         </w:rPr>
       </w:pPr>
-      <w:bookmarkStart w:id="18" w:name="_Toc199933562"/>
-      <w:bookmarkStart w:id="19" w:name="_Toc59293112"/>
-      <w:bookmarkStart w:id="20" w:name="_Toc214374880"/>
+      <w:bookmarkStart w:id="18" w:name="_Toc59293112"/>
+      <w:bookmarkStart w:id="19" w:name="_Toc214374880"/>
+      <w:bookmarkStart w:id="20" w:name="_Toc199933562"/>
+      <w:bookmarkStart w:id="21" w:name="_Toc216865741"/>
       <w:r>
         <w:rPr>
           <w:rFonts w:ascii="Times New Roman" w:hAnsi="Times New Roman" w:cs="Times New Roman"/>
@@ -12796,8 +12761,9 @@
         <w:lastRenderedPageBreak/>
         <w:t>СПИСОК ИСПОЛЬЗОВАННЫХ ИСТОЧНИКОВ</w:t>
       </w:r>
+      <w:bookmarkEnd w:id="18"/>
       <w:bookmarkEnd w:id="19"/>
-      <w:bookmarkEnd w:id="20"/>
+      <w:bookmarkEnd w:id="21"/>
     </w:p>
     <w:p>
       <w:pPr>
@@ -13047,7 +13013,7 @@
         </w:rPr>
       </w:pPr>
     </w:p>
-    <w:bookmarkEnd w:id="18"/>
+    <w:bookmarkEnd w:id="20"/>
     <w:p>
       <w:pPr>
         <w:pStyle w:val="ac"/>
